--- a/templates/cover.docx
+++ b/templates/cover.docx
@@ -1263,7 +1263,7 @@
     </w:p>
     <w:p>
       <w:r>
-        <w:t>Organizations that manage large collections of unstructured documents such as resumes, reports, and scanned correspondence struggle to retrieve relevant information quickly, and human resource teams in particular spend a great deal of time manually reviewing and screening resumes with inconsistent results. This project presents Hireflow, an AI-powered HR screening and document retrieval system that addresses these problems using Retrieval-Augmented Generation. The objective is to let HR personnel ingest heterogeneous documents, search and question them in natural language, and automatically screen and rank candidates against job criteria. Documents in PDF, Word, and scanned-image form are processed through an OCR and text-extraction pipeline built on PyMuPDF and Tesseract, then chunked, embedded with sentence-transformer models, and indexed in the ChromaDB vector database. A hybrid retrieval engine fuses vector, lexical, metadata, and fuzzy signals, and a retrieval-augmented generation service powered by a large language model returns concise, source-attributed answers while declining questions that fall outside the document collection. Candidate resumes are screened and ranked with a transparent, weighted scoring model, and intake is automated through Gmail synchronization. The system is implemented as a FastAPI backend with PostgreSQL, Redis, Celery, and MinIO, paired with a React and TypeScript frontend. The resulting platform delivers semantic search, grounded question answering, explainable candidate ranking, and automated resume intake in a single self-hostable application, reducing manual screening effort and improving the consistency and traceability of HR document workflows.</w:t>
+        <w:t>Human resource teams that manage large collections of unstructured documents spend considerable time manually reviewing and screening resumes, with inconsistent results, while keyword search fails to surface semantically relevant content. This project presents Hireflow, an AI-powered HR screening and document retrieval system built on Retrieval-Augmented Generation. Documents in PDF, Word, and scanned-image form are processed through an OCR and text-extraction pipeline, then chunked, embedded with sentence-transformer models, and indexed in a vector database. A hybrid retrieval engine fuses vector, lexical, metadata, and fuzzy signals, and a retrieval-augmented generation service returns concise, source-attributed answers while declining questions that fall outside the document collection. Candidate resumes are ranked against job criteria using a transparent weighted scoring model, and intake is automated through Gmail synchronization. The system is implemented as a FastAPI backend with PostgreSQL, Redis, Celery, and MinIO, paired with a React frontend. The result is a single self-hostable platform delivering semantic search, grounded question answering, and explainable candidate ranking.</w:t>
       </w:r>
     </w:p>
     <w:p>
